--- a/STARLAB_Unit_4/Appendixes/Appendix_N_Unit_4_Analysis_Rubric.docx
+++ b/STARLAB_Unit_4/Appendixes/Appendix_N_Unit_4_Analysis_Rubric.docx
@@ -8,36 +8,59 @@
       </w:pPr>
       <w:r>
         <w:rPr>
-          <w:rFonts w:ascii="Aptos Display" w:hAnsi="Aptos Display"/>
+          <w:rFonts w:ascii="Calibri" w:hAnsi="Calibri"/>
           <w:b/>
-          <w:color w:val="ED1C24"/>
-          <w:sz w:val="40"/>
+          <w:i w:val="0"/>
+          <w:color w:val="F21F2A"/>
+          <w:sz w:val="48"/>
         </w:rPr>
-        <w:t>Appendix N: Unit 4 Analysis Rubric</w:t>
+        <w:t>Appendix N: Data Analysis and Interpretation Rubric</w:t>
       </w:r>
     </w:p>
     <w:p>
       <w:r>
         <w:rPr>
-          <w:rFonts w:ascii="Aptos" w:hAnsi="Aptos"/>
-          <w:color w:val="505050"/>
-          <w:sz w:val="20"/>
+          <w:rFonts w:ascii="Calibri" w:hAnsi="Calibri"/>
+          <w:b w:val="0"/>
+          <w:i w:val="0"/>
+          <w:color w:val="5C5C5C"/>
+          <w:sz w:val="22"/>
         </w:rPr>
-        <w:t>STARLAB Unit 4 Appendix</w:t>
+        <w:t>STARLAB Unit 4 | Authoritative course scoring tool</w:t>
       </w:r>
     </w:p>
     <w:p>
       <w:pPr>
-        <w:spacing w:after="120"/>
+        <w:spacing w:after="140"/>
+        <w:ind w:left="144" w:right="144"/>
+        <w:shd w:fill="FDEBEC"/>
+        <w:shd w:fill="FDEBEC"/>
+        <w:shd w:fill="FDEBEC"/>
       </w:pPr>
-      <w:r/>
+      <w:r>
+        <w:rPr>
+          <w:rFonts w:ascii="Calibri" w:hAnsi="Calibri"/>
+          <w:b w:val="0"/>
+          <w:i w:val="0"/>
+          <w:color w:val="141414"/>
+          <w:sz w:val="19"/>
+        </w:rPr>
+        <w:t>Authoritative use: Score the complete Data Analysis and Interpretation category evidence, including preserved raw data and the data-collection system from Unit 3 as well as cleaning, analysis, visuals, uncertainty, limitations, and interpretation from Unit 4.</w:t>
+      </w:r>
     </w:p>
     <w:p>
       <w:pPr>
         <w:pStyle w:val="Heading1"/>
       </w:pPr>
       <w:r>
-        <w:t>Appendix N: Unit 4 Analysis Rubric</w:t>
+        <w:rPr>
+          <w:rFonts w:ascii="Calibri" w:hAnsi="Calibri"/>
+          <w:b/>
+          <w:i w:val="0"/>
+          <w:color w:val="F21F2A"/>
+          <w:sz w:val="32"/>
+        </w:rPr>
+        <w:t>Appendix N: Data Analysis and Interpretation Rubric</w:t>
       </w:r>
     </w:p>
     <w:tbl>
@@ -153,12 +176,19 @@
             <w:vAlign w:val="top"/>
           </w:tcPr>
           <w:p>
+            <w:pPr>
+              <w:spacing w:after="0"/>
+            </w:pPr>
+            <w:r/>
             <w:r>
               <w:rPr>
-                <w:rFonts w:ascii="Aptos" w:hAnsi="Aptos"/>
-                <w:sz w:val="18"/>
+                <w:rFonts w:ascii="Calibri" w:hAnsi="Calibri"/>
+                <w:b w:val="0"/>
+                <w:i w:val="0"/>
+                <w:color w:val="141414"/>
+                <w:sz w:val="19"/>
               </w:rPr>
-              <w:t>Data Organization</w:t>
+              <w:t>Data Integrity and Organization</w:t>
             </w:r>
           </w:p>
         </w:tc>
@@ -168,12 +198,19 @@
             <w:vAlign w:val="top"/>
           </w:tcPr>
           <w:p>
+            <w:pPr>
+              <w:spacing w:after="0"/>
+            </w:pPr>
+            <w:r/>
             <w:r>
               <w:rPr>
-                <w:rFonts w:ascii="Aptos" w:hAnsi="Aptos"/>
-                <w:sz w:val="18"/>
+                <w:rFonts w:ascii="Calibri" w:hAnsi="Calibri"/>
+                <w:b w:val="0"/>
+                <w:i w:val="0"/>
+                <w:color w:val="141414"/>
+                <w:sz w:val="19"/>
               </w:rPr>
-              <w:t>Data are clearly organized, preserved, labeled, and ready for analysis</w:t>
+              <w:t>Raw and clean data are preserved, traceable, clearly organized, labeled, and ready for analysis</w:t>
             </w:r>
           </w:p>
         </w:tc>
@@ -183,12 +220,19 @@
             <w:vAlign w:val="top"/>
           </w:tcPr>
           <w:p>
+            <w:pPr>
+              <w:spacing w:after="0"/>
+            </w:pPr>
+            <w:r/>
             <w:r>
               <w:rPr>
-                <w:rFonts w:ascii="Aptos" w:hAnsi="Aptos"/>
-                <w:sz w:val="18"/>
+                <w:rFonts w:ascii="Calibri" w:hAnsi="Calibri"/>
+                <w:b w:val="0"/>
+                <w:i w:val="0"/>
+                <w:color w:val="141414"/>
+                <w:sz w:val="19"/>
               </w:rPr>
-              <w:t>Data are organized and mostly complete</w:t>
+              <w:t>Raw and clean data are preserved, organized, and mostly complete</w:t>
             </w:r>
           </w:p>
         </w:tc>
@@ -198,12 +242,19 @@
             <w:vAlign w:val="top"/>
           </w:tcPr>
           <w:p>
+            <w:pPr>
+              <w:spacing w:after="0"/>
+            </w:pPr>
+            <w:r/>
             <w:r>
               <w:rPr>
-                <w:rFonts w:ascii="Aptos" w:hAnsi="Aptos"/>
-                <w:sz w:val="18"/>
+                <w:rFonts w:ascii="Calibri" w:hAnsi="Calibri"/>
+                <w:b w:val="0"/>
+                <w:i w:val="0"/>
+                <w:color w:val="141414"/>
+                <w:sz w:val="19"/>
               </w:rPr>
-              <w:t>Data need additional organization</w:t>
+              <w:t>Raw or clean data need additional organization, labels, or traceability</w:t>
             </w:r>
           </w:p>
         </w:tc>
@@ -213,12 +264,19 @@
             <w:vAlign w:val="top"/>
           </w:tcPr>
           <w:p>
+            <w:pPr>
+              <w:spacing w:after="0"/>
+            </w:pPr>
+            <w:r/>
             <w:r>
               <w:rPr>
-                <w:rFonts w:ascii="Aptos" w:hAnsi="Aptos"/>
-                <w:sz w:val="18"/>
+                <w:rFonts w:ascii="Calibri" w:hAnsi="Calibri"/>
+                <w:b w:val="0"/>
+                <w:i w:val="0"/>
+                <w:color w:val="141414"/>
+                <w:sz w:val="19"/>
               </w:rPr>
-              <w:t>Data are missing, confusing, or not usable</w:t>
+              <w:t>Raw data are missing or altered, or the data are confusing or not usable</w:t>
             </w:r>
           </w:p>
         </w:tc>

--- a/STARLAB_Unit_4/Appendixes/Appendix_N_Unit_4_Analysis_Rubric.docx
+++ b/STARLAB_Unit_4/Appendixes/Appendix_N_Unit_4_Analysis_Rubric.docx
@@ -4,27 +4,68 @@
   <w:body>
     <w:p>
       <w:pPr>
+        <w:pStyle w:val="STARLABKicker"/>
+      </w:pPr>
+      <w:r>
+        <w:rPr>
+          <w:rFonts w:ascii="Arial" w:hAnsi="Arial" w:eastAsia="Arial" w:cs="Arial"/>
+          <w:color w:val="E31B23"/>
+          <w:sz w:val="18"/>
+          <w:szCs w:val="18"/>
+          <w:b w:val="1"/>
+        </w:rPr>
+        <w:t>STARLAB</w:t>
+      </w:r>
+    </w:p>
+    <w:p>
+      <w:pPr>
+        <w:pStyle w:val="STARLABResourceTitle"/>
         <w:jc w:val="left"/>
       </w:pPr>
       <w:r>
         <w:rPr>
-          <w:rFonts w:ascii="Calibri" w:hAnsi="Calibri"/>
-          <w:b/>
-          <w:i w:val="0"/>
-          <w:color w:val="F21F2A"/>
-          <w:sz w:val="48"/>
+          <w:rFonts w:ascii="Arial" w:hAnsi="Arial" w:eastAsia="Arial" w:cs="Arial"/>
+          <w:color w:val="111111"/>
+          <w:sz w:val="38"/>
+          <w:szCs w:val="38"/>
+          <w:b w:val="1"/>
         </w:rPr>
-        <w:t>Appendix N: Data Analysis and Interpretation Rubric</w:t>
+        <w:t>Data Analysis and Interpretation Rubric</w:t>
       </w:r>
     </w:p>
     <w:p>
+      <w:pPr>
+        <w:pStyle w:val="STARLABResourceMeta"/>
+      </w:pPr>
       <w:r>
         <w:rPr>
-          <w:rFonts w:ascii="Calibri" w:hAnsi="Calibri"/>
+          <w:rFonts w:ascii="Arial" w:hAnsi="Arial" w:eastAsia="Arial" w:cs="Arial"/>
+          <w:color w:val="555555"/>
+          <w:sz w:val="17"/>
+          <w:szCs w:val="17"/>
+          <w:b w:val="1"/>
+        </w:rPr>
+        <w:t>Unit 4 | Appendix N | Week 20 | Required</w:t>
+      </w:r>
+    </w:p>
+    <w:p>
+      <w:pPr>
+        <w:pStyle w:val="STARLABDivider"/>
+        <w:pBdr>
+          <w:bottom w:val="single" w:sz="12" w:space="1" w:color="E31B23"/>
+        </w:pBdr>
+      </w:pPr>
+    </w:p>
+    <w:p>
+      <w:pPr/>
+      <w:r>
+        <w:rPr>
+          <w:rFonts w:ascii="Arial" w:hAnsi="Arial" w:eastAsia="Arial" w:cs="Arial"/>
           <w:b w:val="0"/>
           <w:i w:val="0"/>
-          <w:color w:val="5C5C5C"/>
-          <w:sz w:val="22"/>
+          <w:color w:val="111111"/>
+          <w:sz w:val="18"/>
+          <w:szCs w:val="18"/>
         </w:rPr>
         <w:t>STARLAB Unit 4 | Authoritative course scoring tool</w:t>
       </w:r>
@@ -33,64 +74,72 @@
       <w:pPr>
         <w:spacing w:after="140"/>
         <w:ind w:left="144" w:right="144"/>
-        <w:shd w:fill="FDEBEC"/>
-        <w:shd w:fill="FDEBEC"/>
-        <w:shd w:fill="FDEBEC"/>
+        <w:shd w:fill="F2F2F2"/>
       </w:pPr>
       <w:r>
         <w:rPr>
-          <w:rFonts w:ascii="Calibri" w:hAnsi="Calibri"/>
+          <w:rFonts w:ascii="Arial" w:hAnsi="Arial" w:eastAsia="Arial" w:cs="Arial"/>
           <w:b w:val="0"/>
           <w:i w:val="0"/>
-          <w:color w:val="141414"/>
-          <w:sz w:val="19"/>
+          <w:color w:val="111111"/>
+          <w:sz w:val="18"/>
+          <w:szCs w:val="18"/>
         </w:rPr>
         <w:t>Authoritative use: Score the complete Data Analysis and Interpretation category evidence, including preserved raw data and the data-collection system from Unit 3 as well as cleaning, analysis, visuals, uncertainty, limitations, and interpretation from Unit 4.</w:t>
-      </w:r>
-    </w:p>
-    <w:p>
-      <w:pPr>
-        <w:pStyle w:val="Heading1"/>
-      </w:pPr>
-      <w:r>
-        <w:rPr>
-          <w:rFonts w:ascii="Calibri" w:hAnsi="Calibri"/>
-          <w:b/>
-          <w:i w:val="0"/>
-          <w:color w:val="F21F2A"/>
-          <w:sz w:val="32"/>
-        </w:rPr>
-        <w:t>Appendix N: Data Analysis and Interpretation Rubric</w:t>
       </w:r>
     </w:p>
     <w:tbl>
       <w:tblPr>
         <w:tblStyle w:val="TableGrid"/>
-        <w:tblW w:type="auto" w:w="0"/>
+        <w:tblW w:type="dxa" w:w="9360"/>
         <w:jc w:val="center"/>
         <w:tblLook w:firstColumn="1" w:firstRow="1" w:lastColumn="0" w:lastRow="0" w:noHBand="0" w:noVBand="1" w:val="04A0"/>
+        <w:tblInd w:w="120" w:type="dxa"/>
+        <w:tblLayout w:type="fixed"/>
+        <w:tblBorders>
+          <w:top w:val="single" w:sz="6" w:space="0" w:color="D9D9D9"/>
+          <w:left w:val="single" w:sz="6" w:space="0" w:color="D9D9D9"/>
+          <w:bottom w:val="single" w:sz="6" w:space="0" w:color="D9D9D9"/>
+          <w:right w:val="single" w:sz="6" w:space="0" w:color="D9D9D9"/>
+          <w:insideH w:val="single" w:sz="6" w:space="0" w:color="D9D9D9"/>
+          <w:insideV w:val="single" w:sz="6" w:space="0" w:color="D9D9D9"/>
+        </w:tblBorders>
       </w:tblPr>
       <w:tblGrid>
-        <w:gridCol w:w="2074"/>
-        <w:gridCol w:w="2074"/>
-        <w:gridCol w:w="2074"/>
-        <w:gridCol w:w="2074"/>
-        <w:gridCol w:w="2074"/>
+        <w:gridCol w:w="1872"/>
+        <w:gridCol w:w="1872"/>
+        <w:gridCol w:w="1872"/>
+        <w:gridCol w:w="1872"/>
+        <w:gridCol w:w="1872"/>
       </w:tblGrid>
       <w:tr>
+        <w:trPr>
+          <w:tblHeader w:val="true"/>
+        </w:trPr>
         <w:tc>
           <w:tcPr>
-            <w:tcW w:type="dxa" w:w="2074"/>
-            <w:vAlign w:val="top"/>
-            <w:shd w:fill="ED1C24"/>
+            <w:tcW w:type="dxa" w:w="1872"/>
+            <w:vAlign w:val="center"/>
+            <w:shd w:fill="E31B23" w:val="clear"/>
+            <w:tcMar>
+              <w:top w:w="80" w:type="dxa"/>
+              <w:start w:w="120" w:type="dxa"/>
+              <w:bottom w:w="80" w:type="dxa"/>
+              <w:end w:w="120" w:type="dxa"/>
+            </w:tcMar>
           </w:tcPr>
           <w:p>
+            <w:pPr>
+              <w:spacing w:before="0" w:after="40" w:line="240" w:lineRule="auto"/>
+              <w:jc w:val="center"/>
+            </w:pPr>
             <w:r>
               <w:rPr>
-                <w:rFonts w:ascii="Aptos" w:hAnsi="Aptos"/>
-                <w:b/>
+                <w:rFonts w:ascii="Arial" w:hAnsi="Arial" w:eastAsia="Arial" w:cs="Arial"/>
+                <w:b w:val="1"/>
                 <w:color w:val="FFFFFF"/>
-                <w:sz w:val="18"/>
+                <w:sz w:val="16"/>
+                <w:szCs w:val="16"/>
               </w:rPr>
               <w:t>Category</w:t>
             </w:r>
@@ -98,17 +147,28 @@
         </w:tc>
         <w:tc>
           <w:tcPr>
-            <w:tcW w:type="dxa" w:w="2074"/>
-            <w:vAlign w:val="top"/>
-            <w:shd w:fill="ED1C24"/>
+            <w:tcW w:type="dxa" w:w="1872"/>
+            <w:vAlign w:val="center"/>
+            <w:shd w:fill="E31B23" w:val="clear"/>
+            <w:tcMar>
+              <w:top w:w="80" w:type="dxa"/>
+              <w:start w:w="120" w:type="dxa"/>
+              <w:bottom w:w="80" w:type="dxa"/>
+              <w:end w:w="120" w:type="dxa"/>
+            </w:tcMar>
           </w:tcPr>
           <w:p>
+            <w:pPr>
+              <w:spacing w:before="0" w:after="40" w:line="240" w:lineRule="auto"/>
+              <w:jc w:val="center"/>
+            </w:pPr>
             <w:r>
               <w:rPr>
-                <w:rFonts w:ascii="Aptos" w:hAnsi="Aptos"/>
-                <w:b/>
+                <w:rFonts w:ascii="Arial" w:hAnsi="Arial" w:eastAsia="Arial" w:cs="Arial"/>
+                <w:b w:val="1"/>
                 <w:color w:val="FFFFFF"/>
-                <w:sz w:val="18"/>
+                <w:sz w:val="16"/>
+                <w:szCs w:val="16"/>
               </w:rPr>
               <w:t>Exceeds Expectations</w:t>
             </w:r>
@@ -116,17 +176,28 @@
         </w:tc>
         <w:tc>
           <w:tcPr>
-            <w:tcW w:type="dxa" w:w="2074"/>
-            <w:vAlign w:val="top"/>
-            <w:shd w:fill="ED1C24"/>
+            <w:tcW w:type="dxa" w:w="1872"/>
+            <w:vAlign w:val="center"/>
+            <w:shd w:fill="E31B23" w:val="clear"/>
+            <w:tcMar>
+              <w:top w:w="80" w:type="dxa"/>
+              <w:start w:w="120" w:type="dxa"/>
+              <w:bottom w:w="80" w:type="dxa"/>
+              <w:end w:w="120" w:type="dxa"/>
+            </w:tcMar>
           </w:tcPr>
           <w:p>
+            <w:pPr>
+              <w:spacing w:before="0" w:after="40" w:line="240" w:lineRule="auto"/>
+              <w:jc w:val="center"/>
+            </w:pPr>
             <w:r>
               <w:rPr>
-                <w:rFonts w:ascii="Aptos" w:hAnsi="Aptos"/>
-                <w:b/>
+                <w:rFonts w:ascii="Arial" w:hAnsi="Arial" w:eastAsia="Arial" w:cs="Arial"/>
+                <w:b w:val="1"/>
                 <w:color w:val="FFFFFF"/>
-                <w:sz w:val="18"/>
+                <w:sz w:val="16"/>
+                <w:szCs w:val="16"/>
               </w:rPr>
               <w:t>Meets Expectations</w:t>
             </w:r>
@@ -134,17 +205,28 @@
         </w:tc>
         <w:tc>
           <w:tcPr>
-            <w:tcW w:type="dxa" w:w="2074"/>
-            <w:vAlign w:val="top"/>
-            <w:shd w:fill="ED1C24"/>
+            <w:tcW w:type="dxa" w:w="1872"/>
+            <w:vAlign w:val="center"/>
+            <w:shd w:fill="E31B23" w:val="clear"/>
+            <w:tcMar>
+              <w:top w:w="80" w:type="dxa"/>
+              <w:start w:w="120" w:type="dxa"/>
+              <w:bottom w:w="80" w:type="dxa"/>
+              <w:end w:w="120" w:type="dxa"/>
+            </w:tcMar>
           </w:tcPr>
           <w:p>
+            <w:pPr>
+              <w:spacing w:before="0" w:after="40" w:line="240" w:lineRule="auto"/>
+              <w:jc w:val="center"/>
+            </w:pPr>
             <w:r>
               <w:rPr>
-                <w:rFonts w:ascii="Aptos" w:hAnsi="Aptos"/>
-                <w:b/>
+                <w:rFonts w:ascii="Arial" w:hAnsi="Arial" w:eastAsia="Arial" w:cs="Arial"/>
+                <w:b w:val="1"/>
                 <w:color w:val="FFFFFF"/>
-                <w:sz w:val="18"/>
+                <w:sz w:val="16"/>
+                <w:szCs w:val="16"/>
               </w:rPr>
               <w:t>Approaching Expectations</w:t>
             </w:r>
@@ -152,17 +234,28 @@
         </w:tc>
         <w:tc>
           <w:tcPr>
-            <w:tcW w:type="dxa" w:w="2074"/>
-            <w:vAlign w:val="top"/>
-            <w:shd w:fill="ED1C24"/>
+            <w:tcW w:type="dxa" w:w="1872"/>
+            <w:vAlign w:val="center"/>
+            <w:shd w:fill="E31B23" w:val="clear"/>
+            <w:tcMar>
+              <w:top w:w="80" w:type="dxa"/>
+              <w:start w:w="120" w:type="dxa"/>
+              <w:bottom w:w="80" w:type="dxa"/>
+              <w:end w:w="120" w:type="dxa"/>
+            </w:tcMar>
           </w:tcPr>
           <w:p>
+            <w:pPr>
+              <w:spacing w:before="0" w:after="40" w:line="240" w:lineRule="auto"/>
+              <w:jc w:val="center"/>
+            </w:pPr>
             <w:r>
               <w:rPr>
-                <w:rFonts w:ascii="Aptos" w:hAnsi="Aptos"/>
-                <w:b/>
+                <w:rFonts w:ascii="Arial" w:hAnsi="Arial" w:eastAsia="Arial" w:cs="Arial"/>
+                <w:b w:val="1"/>
                 <w:color w:val="FFFFFF"/>
-                <w:sz w:val="18"/>
+                <w:sz w:val="16"/>
+                <w:szCs w:val="16"/>
               </w:rPr>
               <w:t>Needs Revision</w:t>
             </w:r>
@@ -170,23 +263,40 @@
         </w:tc>
       </w:tr>
       <w:tr>
+        <w:trPr/>
         <w:tc>
           <w:tcPr>
-            <w:tcW w:type="dxa" w:w="2074"/>
-            <w:vAlign w:val="top"/>
+            <w:tcW w:type="dxa" w:w="1872"/>
+            <w:vAlign w:val="center"/>
+            <w:tcMar>
+              <w:top w:w="80" w:type="dxa"/>
+              <w:start w:w="120" w:type="dxa"/>
+              <w:bottom w:w="80" w:type="dxa"/>
+              <w:end w:w="120" w:type="dxa"/>
+            </w:tcMar>
+            <w:shd w:fill="FFFFFF" w:val="clear"/>
           </w:tcPr>
           <w:p>
             <w:pPr>
-              <w:spacing w:after="0"/>
+              <w:spacing w:after="40" w:before="0" w:line="240" w:lineRule="auto"/>
+              <w:jc w:val="left"/>
             </w:pPr>
-            <w:r/>
             <w:r>
               <w:rPr>
-                <w:rFonts w:ascii="Calibri" w:hAnsi="Calibri"/>
+                <w:rFonts w:ascii="Arial" w:hAnsi="Arial" w:eastAsia="Arial" w:cs="Arial"/>
+                <w:color w:val="111111"/>
+                <w:sz w:val="18"/>
+                <w:szCs w:val="18"/>
+              </w:rPr>
+            </w:r>
+            <w:r>
+              <w:rPr>
+                <w:rFonts w:ascii="Arial" w:hAnsi="Arial" w:eastAsia="Arial" w:cs="Arial"/>
                 <w:b w:val="0"/>
                 <w:i w:val="0"/>
-                <w:color w:val="141414"/>
-                <w:sz w:val="19"/>
+                <w:color w:val="111111"/>
+                <w:sz w:val="18"/>
+                <w:szCs w:val="18"/>
               </w:rPr>
               <w:t>Data Integrity and Organization</w:t>
             </w:r>
@@ -194,21 +304,37 @@
         </w:tc>
         <w:tc>
           <w:tcPr>
-            <w:tcW w:type="dxa" w:w="2074"/>
-            <w:vAlign w:val="top"/>
+            <w:tcW w:type="dxa" w:w="1872"/>
+            <w:vAlign w:val="center"/>
+            <w:tcMar>
+              <w:top w:w="80" w:type="dxa"/>
+              <w:start w:w="120" w:type="dxa"/>
+              <w:bottom w:w="80" w:type="dxa"/>
+              <w:end w:w="120" w:type="dxa"/>
+            </w:tcMar>
+            <w:shd w:fill="FFFFFF" w:val="clear"/>
           </w:tcPr>
           <w:p>
             <w:pPr>
-              <w:spacing w:after="0"/>
+              <w:spacing w:after="40" w:before="0" w:line="240" w:lineRule="auto"/>
+              <w:jc w:val="left"/>
             </w:pPr>
-            <w:r/>
             <w:r>
               <w:rPr>
-                <w:rFonts w:ascii="Calibri" w:hAnsi="Calibri"/>
+                <w:rFonts w:ascii="Arial" w:hAnsi="Arial" w:eastAsia="Arial" w:cs="Arial"/>
+                <w:color w:val="111111"/>
+                <w:sz w:val="18"/>
+                <w:szCs w:val="18"/>
+              </w:rPr>
+            </w:r>
+            <w:r>
+              <w:rPr>
+                <w:rFonts w:ascii="Arial" w:hAnsi="Arial" w:eastAsia="Arial" w:cs="Arial"/>
                 <w:b w:val="0"/>
                 <w:i w:val="0"/>
-                <w:color w:val="141414"/>
-                <w:sz w:val="19"/>
+                <w:color w:val="111111"/>
+                <w:sz w:val="18"/>
+                <w:szCs w:val="18"/>
               </w:rPr>
               <w:t>Raw and clean data are preserved, traceable, clearly organized, labeled, and ready for analysis</w:t>
             </w:r>
@@ -216,21 +342,37 @@
         </w:tc>
         <w:tc>
           <w:tcPr>
-            <w:tcW w:type="dxa" w:w="2074"/>
-            <w:vAlign w:val="top"/>
+            <w:tcW w:type="dxa" w:w="1872"/>
+            <w:vAlign w:val="center"/>
+            <w:tcMar>
+              <w:top w:w="80" w:type="dxa"/>
+              <w:start w:w="120" w:type="dxa"/>
+              <w:bottom w:w="80" w:type="dxa"/>
+              <w:end w:w="120" w:type="dxa"/>
+            </w:tcMar>
+            <w:shd w:fill="FFFFFF" w:val="clear"/>
           </w:tcPr>
           <w:p>
             <w:pPr>
-              <w:spacing w:after="0"/>
+              <w:spacing w:after="40" w:before="0" w:line="240" w:lineRule="auto"/>
+              <w:jc w:val="left"/>
             </w:pPr>
-            <w:r/>
             <w:r>
               <w:rPr>
-                <w:rFonts w:ascii="Calibri" w:hAnsi="Calibri"/>
+                <w:rFonts w:ascii="Arial" w:hAnsi="Arial" w:eastAsia="Arial" w:cs="Arial"/>
+                <w:color w:val="111111"/>
+                <w:sz w:val="18"/>
+                <w:szCs w:val="18"/>
+              </w:rPr>
+            </w:r>
+            <w:r>
+              <w:rPr>
+                <w:rFonts w:ascii="Arial" w:hAnsi="Arial" w:eastAsia="Arial" w:cs="Arial"/>
                 <w:b w:val="0"/>
                 <w:i w:val="0"/>
-                <w:color w:val="141414"/>
-                <w:sz w:val="19"/>
+                <w:color w:val="111111"/>
+                <w:sz w:val="18"/>
+                <w:szCs w:val="18"/>
               </w:rPr>
               <w:t>Raw and clean data are preserved, organized, and mostly complete</w:t>
             </w:r>
@@ -238,21 +380,37 @@
         </w:tc>
         <w:tc>
           <w:tcPr>
-            <w:tcW w:type="dxa" w:w="2074"/>
-            <w:vAlign w:val="top"/>
+            <w:tcW w:type="dxa" w:w="1872"/>
+            <w:vAlign w:val="center"/>
+            <w:tcMar>
+              <w:top w:w="80" w:type="dxa"/>
+              <w:start w:w="120" w:type="dxa"/>
+              <w:bottom w:w="80" w:type="dxa"/>
+              <w:end w:w="120" w:type="dxa"/>
+            </w:tcMar>
+            <w:shd w:fill="FFFFFF" w:val="clear"/>
           </w:tcPr>
           <w:p>
             <w:pPr>
-              <w:spacing w:after="0"/>
+              <w:spacing w:after="40" w:before="0" w:line="240" w:lineRule="auto"/>
+              <w:jc w:val="left"/>
             </w:pPr>
-            <w:r/>
             <w:r>
               <w:rPr>
-                <w:rFonts w:ascii="Calibri" w:hAnsi="Calibri"/>
+                <w:rFonts w:ascii="Arial" w:hAnsi="Arial" w:eastAsia="Arial" w:cs="Arial"/>
+                <w:color w:val="111111"/>
+                <w:sz w:val="18"/>
+                <w:szCs w:val="18"/>
+              </w:rPr>
+            </w:r>
+            <w:r>
+              <w:rPr>
+                <w:rFonts w:ascii="Arial" w:hAnsi="Arial" w:eastAsia="Arial" w:cs="Arial"/>
                 <w:b w:val="0"/>
                 <w:i w:val="0"/>
-                <w:color w:val="141414"/>
-                <w:sz w:val="19"/>
+                <w:color w:val="111111"/>
+                <w:sz w:val="18"/>
+                <w:szCs w:val="18"/>
               </w:rPr>
               <w:t>Raw or clean data need additional organization, labels, or traceability</w:t>
             </w:r>
@@ -260,21 +418,37 @@
         </w:tc>
         <w:tc>
           <w:tcPr>
-            <w:tcW w:type="dxa" w:w="2074"/>
-            <w:vAlign w:val="top"/>
+            <w:tcW w:type="dxa" w:w="1872"/>
+            <w:vAlign w:val="center"/>
+            <w:tcMar>
+              <w:top w:w="80" w:type="dxa"/>
+              <w:start w:w="120" w:type="dxa"/>
+              <w:bottom w:w="80" w:type="dxa"/>
+              <w:end w:w="120" w:type="dxa"/>
+            </w:tcMar>
+            <w:shd w:fill="FFFFFF" w:val="clear"/>
           </w:tcPr>
           <w:p>
             <w:pPr>
-              <w:spacing w:after="0"/>
+              <w:spacing w:after="40" w:before="0" w:line="240" w:lineRule="auto"/>
+              <w:jc w:val="left"/>
             </w:pPr>
-            <w:r/>
             <w:r>
               <w:rPr>
-                <w:rFonts w:ascii="Calibri" w:hAnsi="Calibri"/>
+                <w:rFonts w:ascii="Arial" w:hAnsi="Arial" w:eastAsia="Arial" w:cs="Arial"/>
+                <w:color w:val="111111"/>
+                <w:sz w:val="18"/>
+                <w:szCs w:val="18"/>
+              </w:rPr>
+            </w:r>
+            <w:r>
+              <w:rPr>
+                <w:rFonts w:ascii="Arial" w:hAnsi="Arial" w:eastAsia="Arial" w:cs="Arial"/>
                 <w:b w:val="0"/>
                 <w:i w:val="0"/>
-                <w:color w:val="141414"/>
-                <w:sz w:val="19"/>
+                <w:color w:val="111111"/>
+                <w:sz w:val="18"/>
+                <w:szCs w:val="18"/>
               </w:rPr>
               <w:t>Raw data are missing or altered, or the data are confusing or not usable</w:t>
             </w:r>
@@ -282,16 +456,30 @@
         </w:tc>
       </w:tr>
       <w:tr>
+        <w:trPr/>
         <w:tc>
           <w:tcPr>
-            <w:tcW w:type="dxa" w:w="2074"/>
-            <w:vAlign w:val="top"/>
+            <w:tcW w:type="dxa" w:w="1872"/>
+            <w:vAlign w:val="center"/>
+            <w:tcMar>
+              <w:top w:w="80" w:type="dxa"/>
+              <w:start w:w="120" w:type="dxa"/>
+              <w:bottom w:w="80" w:type="dxa"/>
+              <w:end w:w="120" w:type="dxa"/>
+            </w:tcMar>
+            <w:shd w:fill="F2F2F2" w:val="clear"/>
           </w:tcPr>
           <w:p>
+            <w:pPr>
+              <w:spacing w:before="0" w:after="40" w:line="240" w:lineRule="auto"/>
+              <w:jc w:val="left"/>
+            </w:pPr>
             <w:r>
               <w:rPr>
-                <w:rFonts w:ascii="Aptos" w:hAnsi="Aptos"/>
+                <w:rFonts w:ascii="Arial" w:hAnsi="Arial" w:eastAsia="Arial" w:cs="Arial"/>
                 <w:sz w:val="18"/>
+                <w:color w:val="111111"/>
+                <w:szCs w:val="18"/>
               </w:rPr>
               <w:t>Analysis Method</w:t>
             </w:r>
@@ -299,14 +487,27 @@
         </w:tc>
         <w:tc>
           <w:tcPr>
-            <w:tcW w:type="dxa" w:w="2074"/>
-            <w:vAlign w:val="top"/>
+            <w:tcW w:type="dxa" w:w="1872"/>
+            <w:vAlign w:val="center"/>
+            <w:tcMar>
+              <w:top w:w="80" w:type="dxa"/>
+              <w:start w:w="120" w:type="dxa"/>
+              <w:bottom w:w="80" w:type="dxa"/>
+              <w:end w:w="120" w:type="dxa"/>
+            </w:tcMar>
+            <w:shd w:fill="F2F2F2" w:val="clear"/>
           </w:tcPr>
           <w:p>
+            <w:pPr>
+              <w:spacing w:before="0" w:after="40" w:line="240" w:lineRule="auto"/>
+              <w:jc w:val="left"/>
+            </w:pPr>
             <w:r>
               <w:rPr>
-                <w:rFonts w:ascii="Aptos" w:hAnsi="Aptos"/>
+                <w:rFonts w:ascii="Arial" w:hAnsi="Arial" w:eastAsia="Arial" w:cs="Arial"/>
                 <w:sz w:val="18"/>
+                <w:color w:val="111111"/>
+                <w:szCs w:val="18"/>
               </w:rPr>
               <w:t>Method is appropriate, justified, and clearly connected to the question</w:t>
             </w:r>
@@ -314,14 +515,27 @@
         </w:tc>
         <w:tc>
           <w:tcPr>
-            <w:tcW w:type="dxa" w:w="2074"/>
-            <w:vAlign w:val="top"/>
+            <w:tcW w:type="dxa" w:w="1872"/>
+            <w:vAlign w:val="center"/>
+            <w:tcMar>
+              <w:top w:w="80" w:type="dxa"/>
+              <w:start w:w="120" w:type="dxa"/>
+              <w:bottom w:w="80" w:type="dxa"/>
+              <w:end w:w="120" w:type="dxa"/>
+            </w:tcMar>
+            <w:shd w:fill="F2F2F2" w:val="clear"/>
           </w:tcPr>
           <w:p>
+            <w:pPr>
+              <w:spacing w:before="0" w:after="40" w:line="240" w:lineRule="auto"/>
+              <w:jc w:val="left"/>
+            </w:pPr>
             <w:r>
               <w:rPr>
-                <w:rFonts w:ascii="Aptos" w:hAnsi="Aptos"/>
+                <w:rFonts w:ascii="Arial" w:hAnsi="Arial" w:eastAsia="Arial" w:cs="Arial"/>
                 <w:sz w:val="18"/>
+                <w:color w:val="111111"/>
+                <w:szCs w:val="18"/>
               </w:rPr>
               <w:t>Method fits the project</w:t>
             </w:r>
@@ -329,14 +543,27 @@
         </w:tc>
         <w:tc>
           <w:tcPr>
-            <w:tcW w:type="dxa" w:w="2074"/>
-            <w:vAlign w:val="top"/>
+            <w:tcW w:type="dxa" w:w="1872"/>
+            <w:vAlign w:val="center"/>
+            <w:tcMar>
+              <w:top w:w="80" w:type="dxa"/>
+              <w:start w:w="120" w:type="dxa"/>
+              <w:bottom w:w="80" w:type="dxa"/>
+              <w:end w:w="120" w:type="dxa"/>
+            </w:tcMar>
+            <w:shd w:fill="F2F2F2" w:val="clear"/>
           </w:tcPr>
           <w:p>
+            <w:pPr>
+              <w:spacing w:before="0" w:after="40" w:line="240" w:lineRule="auto"/>
+              <w:jc w:val="left"/>
+            </w:pPr>
             <w:r>
               <w:rPr>
-                <w:rFonts w:ascii="Aptos" w:hAnsi="Aptos"/>
+                <w:rFonts w:ascii="Arial" w:hAnsi="Arial" w:eastAsia="Arial" w:cs="Arial"/>
                 <w:sz w:val="18"/>
+                <w:color w:val="111111"/>
+                <w:szCs w:val="18"/>
               </w:rPr>
               <w:t>Method is basic or partly mismatched</w:t>
             </w:r>
@@ -344,14 +571,27 @@
         </w:tc>
         <w:tc>
           <w:tcPr>
-            <w:tcW w:type="dxa" w:w="2074"/>
-            <w:vAlign w:val="top"/>
+            <w:tcW w:type="dxa" w:w="1872"/>
+            <w:vAlign w:val="center"/>
+            <w:tcMar>
+              <w:top w:w="80" w:type="dxa"/>
+              <w:start w:w="120" w:type="dxa"/>
+              <w:bottom w:w="80" w:type="dxa"/>
+              <w:end w:w="120" w:type="dxa"/>
+            </w:tcMar>
+            <w:shd w:fill="F2F2F2" w:val="clear"/>
           </w:tcPr>
           <w:p>
+            <w:pPr>
+              <w:spacing w:before="0" w:after="40" w:line="240" w:lineRule="auto"/>
+              <w:jc w:val="left"/>
+            </w:pPr>
             <w:r>
               <w:rPr>
-                <w:rFonts w:ascii="Aptos" w:hAnsi="Aptos"/>
+                <w:rFonts w:ascii="Arial" w:hAnsi="Arial" w:eastAsia="Arial" w:cs="Arial"/>
                 <w:sz w:val="18"/>
+                <w:color w:val="111111"/>
+                <w:szCs w:val="18"/>
               </w:rPr>
               <w:t>Method is missing or inappropriate</w:t>
             </w:r>
@@ -359,16 +599,30 @@
         </w:tc>
       </w:tr>
       <w:tr>
+        <w:trPr/>
         <w:tc>
           <w:tcPr>
-            <w:tcW w:type="dxa" w:w="2074"/>
-            <w:vAlign w:val="top"/>
+            <w:tcW w:type="dxa" w:w="1872"/>
+            <w:vAlign w:val="center"/>
+            <w:tcMar>
+              <w:top w:w="80" w:type="dxa"/>
+              <w:start w:w="120" w:type="dxa"/>
+              <w:bottom w:w="80" w:type="dxa"/>
+              <w:end w:w="120" w:type="dxa"/>
+            </w:tcMar>
+            <w:shd w:fill="FFFFFF" w:val="clear"/>
           </w:tcPr>
           <w:p>
+            <w:pPr>
+              <w:spacing w:before="0" w:after="40" w:line="240" w:lineRule="auto"/>
+              <w:jc w:val="left"/>
+            </w:pPr>
             <w:r>
               <w:rPr>
-                <w:rFonts w:ascii="Aptos" w:hAnsi="Aptos"/>
+                <w:rFonts w:ascii="Arial" w:hAnsi="Arial" w:eastAsia="Arial" w:cs="Arial"/>
                 <w:sz w:val="18"/>
+                <w:color w:val="111111"/>
+                <w:szCs w:val="18"/>
               </w:rPr>
               <w:t>Calculations/Statistics</w:t>
             </w:r>
@@ -376,14 +630,27 @@
         </w:tc>
         <w:tc>
           <w:tcPr>
-            <w:tcW w:type="dxa" w:w="2074"/>
-            <w:vAlign w:val="top"/>
+            <w:tcW w:type="dxa" w:w="1872"/>
+            <w:vAlign w:val="center"/>
+            <w:tcMar>
+              <w:top w:w="80" w:type="dxa"/>
+              <w:start w:w="120" w:type="dxa"/>
+              <w:bottom w:w="80" w:type="dxa"/>
+              <w:end w:w="120" w:type="dxa"/>
+            </w:tcMar>
+            <w:shd w:fill="FFFFFF" w:val="clear"/>
           </w:tcPr>
           <w:p>
+            <w:pPr>
+              <w:spacing w:before="0" w:after="40" w:line="240" w:lineRule="auto"/>
+              <w:jc w:val="left"/>
+            </w:pPr>
             <w:r>
               <w:rPr>
-                <w:rFonts w:ascii="Aptos" w:hAnsi="Aptos"/>
+                <w:rFonts w:ascii="Arial" w:hAnsi="Arial" w:eastAsia="Arial" w:cs="Arial"/>
                 <w:sz w:val="18"/>
+                <w:color w:val="111111"/>
+                <w:szCs w:val="18"/>
               </w:rPr>
               <w:t>Accurate, clearly documented, and interpreted</w:t>
             </w:r>
@@ -391,14 +658,27 @@
         </w:tc>
         <w:tc>
           <w:tcPr>
-            <w:tcW w:type="dxa" w:w="2074"/>
-            <w:vAlign w:val="top"/>
+            <w:tcW w:type="dxa" w:w="1872"/>
+            <w:vAlign w:val="center"/>
+            <w:tcMar>
+              <w:top w:w="80" w:type="dxa"/>
+              <w:start w:w="120" w:type="dxa"/>
+              <w:bottom w:w="80" w:type="dxa"/>
+              <w:end w:w="120" w:type="dxa"/>
+            </w:tcMar>
+            <w:shd w:fill="FFFFFF" w:val="clear"/>
           </w:tcPr>
           <w:p>
+            <w:pPr>
+              <w:spacing w:before="0" w:after="40" w:line="240" w:lineRule="auto"/>
+              <w:jc w:val="left"/>
+            </w:pPr>
             <w:r>
               <w:rPr>
-                <w:rFonts w:ascii="Aptos" w:hAnsi="Aptos"/>
+                <w:rFonts w:ascii="Arial" w:hAnsi="Arial" w:eastAsia="Arial" w:cs="Arial"/>
                 <w:sz w:val="18"/>
+                <w:color w:val="111111"/>
+                <w:szCs w:val="18"/>
               </w:rPr>
               <w:t>Mostly accurate and documented</w:t>
             </w:r>
@@ -406,14 +686,27 @@
         </w:tc>
         <w:tc>
           <w:tcPr>
-            <w:tcW w:type="dxa" w:w="2074"/>
-            <w:vAlign w:val="top"/>
+            <w:tcW w:type="dxa" w:w="1872"/>
+            <w:vAlign w:val="center"/>
+            <w:tcMar>
+              <w:top w:w="80" w:type="dxa"/>
+              <w:start w:w="120" w:type="dxa"/>
+              <w:bottom w:w="80" w:type="dxa"/>
+              <w:end w:w="120" w:type="dxa"/>
+            </w:tcMar>
+            <w:shd w:fill="FFFFFF" w:val="clear"/>
           </w:tcPr>
           <w:p>
+            <w:pPr>
+              <w:spacing w:before="0" w:after="40" w:line="240" w:lineRule="auto"/>
+              <w:jc w:val="left"/>
+            </w:pPr>
             <w:r>
               <w:rPr>
-                <w:rFonts w:ascii="Aptos" w:hAnsi="Aptos"/>
+                <w:rFonts w:ascii="Arial" w:hAnsi="Arial" w:eastAsia="Arial" w:cs="Arial"/>
                 <w:sz w:val="18"/>
+                <w:color w:val="111111"/>
+                <w:szCs w:val="18"/>
               </w:rPr>
               <w:t>Some errors or limited explanation</w:t>
             </w:r>
@@ -421,14 +714,27 @@
         </w:tc>
         <w:tc>
           <w:tcPr>
-            <w:tcW w:type="dxa" w:w="2074"/>
-            <w:vAlign w:val="top"/>
+            <w:tcW w:type="dxa" w:w="1872"/>
+            <w:vAlign w:val="center"/>
+            <w:tcMar>
+              <w:top w:w="80" w:type="dxa"/>
+              <w:start w:w="120" w:type="dxa"/>
+              <w:bottom w:w="80" w:type="dxa"/>
+              <w:end w:w="120" w:type="dxa"/>
+            </w:tcMar>
+            <w:shd w:fill="FFFFFF" w:val="clear"/>
           </w:tcPr>
           <w:p>
+            <w:pPr>
+              <w:spacing w:before="0" w:after="40" w:line="240" w:lineRule="auto"/>
+              <w:jc w:val="left"/>
+            </w:pPr>
             <w:r>
               <w:rPr>
-                <w:rFonts w:ascii="Aptos" w:hAnsi="Aptos"/>
+                <w:rFonts w:ascii="Arial" w:hAnsi="Arial" w:eastAsia="Arial" w:cs="Arial"/>
                 <w:sz w:val="18"/>
+                <w:color w:val="111111"/>
+                <w:szCs w:val="18"/>
               </w:rPr>
               <w:t>Major errors or missing calculations</w:t>
             </w:r>
@@ -436,16 +742,30 @@
         </w:tc>
       </w:tr>
       <w:tr>
+        <w:trPr/>
         <w:tc>
           <w:tcPr>
-            <w:tcW w:type="dxa" w:w="2074"/>
-            <w:vAlign w:val="top"/>
+            <w:tcW w:type="dxa" w:w="1872"/>
+            <w:vAlign w:val="center"/>
+            <w:tcMar>
+              <w:top w:w="80" w:type="dxa"/>
+              <w:start w:w="120" w:type="dxa"/>
+              <w:bottom w:w="80" w:type="dxa"/>
+              <w:end w:w="120" w:type="dxa"/>
+            </w:tcMar>
+            <w:shd w:fill="F2F2F2" w:val="clear"/>
           </w:tcPr>
           <w:p>
+            <w:pPr>
+              <w:spacing w:before="0" w:after="40" w:line="240" w:lineRule="auto"/>
+              <w:jc w:val="left"/>
+            </w:pPr>
             <w:r>
               <w:rPr>
-                <w:rFonts w:ascii="Aptos" w:hAnsi="Aptos"/>
+                <w:rFonts w:ascii="Arial" w:hAnsi="Arial" w:eastAsia="Arial" w:cs="Arial"/>
                 <w:sz w:val="18"/>
+                <w:color w:val="111111"/>
+                <w:szCs w:val="18"/>
               </w:rPr>
               <w:t>Visuals</w:t>
             </w:r>
@@ -453,14 +773,27 @@
         </w:tc>
         <w:tc>
           <w:tcPr>
-            <w:tcW w:type="dxa" w:w="2074"/>
-            <w:vAlign w:val="top"/>
+            <w:tcW w:type="dxa" w:w="1872"/>
+            <w:vAlign w:val="center"/>
+            <w:tcMar>
+              <w:top w:w="80" w:type="dxa"/>
+              <w:start w:w="120" w:type="dxa"/>
+              <w:bottom w:w="80" w:type="dxa"/>
+              <w:end w:w="120" w:type="dxa"/>
+            </w:tcMar>
+            <w:shd w:fill="F2F2F2" w:val="clear"/>
           </w:tcPr>
           <w:p>
+            <w:pPr>
+              <w:spacing w:before="0" w:after="40" w:line="240" w:lineRule="auto"/>
+              <w:jc w:val="left"/>
+            </w:pPr>
             <w:r>
               <w:rPr>
-                <w:rFonts w:ascii="Aptos" w:hAnsi="Aptos"/>
+                <w:rFonts w:ascii="Arial" w:hAnsi="Arial" w:eastAsia="Arial" w:cs="Arial"/>
                 <w:sz w:val="18"/>
+                <w:color w:val="111111"/>
+                <w:szCs w:val="18"/>
               </w:rPr>
               <w:t>Graphs/tables/visuals are accurate, clear, and useful</w:t>
             </w:r>
@@ -468,14 +801,27 @@
         </w:tc>
         <w:tc>
           <w:tcPr>
-            <w:tcW w:type="dxa" w:w="2074"/>
-            <w:vAlign w:val="top"/>
+            <w:tcW w:type="dxa" w:w="1872"/>
+            <w:vAlign w:val="center"/>
+            <w:tcMar>
+              <w:top w:w="80" w:type="dxa"/>
+              <w:start w:w="120" w:type="dxa"/>
+              <w:bottom w:w="80" w:type="dxa"/>
+              <w:end w:w="120" w:type="dxa"/>
+            </w:tcMar>
+            <w:shd w:fill="F2F2F2" w:val="clear"/>
           </w:tcPr>
           <w:p>
+            <w:pPr>
+              <w:spacing w:before="0" w:after="40" w:line="240" w:lineRule="auto"/>
+              <w:jc w:val="left"/>
+            </w:pPr>
             <w:r>
               <w:rPr>
-                <w:rFonts w:ascii="Aptos" w:hAnsi="Aptos"/>
+                <w:rFonts w:ascii="Arial" w:hAnsi="Arial" w:eastAsia="Arial" w:cs="Arial"/>
                 <w:sz w:val="18"/>
+                <w:color w:val="111111"/>
+                <w:szCs w:val="18"/>
               </w:rPr>
               <w:t>Visuals are appropriate and understandable</w:t>
             </w:r>
@@ -483,14 +829,27 @@
         </w:tc>
         <w:tc>
           <w:tcPr>
-            <w:tcW w:type="dxa" w:w="2074"/>
-            <w:vAlign w:val="top"/>
+            <w:tcW w:type="dxa" w:w="1872"/>
+            <w:vAlign w:val="center"/>
+            <w:tcMar>
+              <w:top w:w="80" w:type="dxa"/>
+              <w:start w:w="120" w:type="dxa"/>
+              <w:bottom w:w="80" w:type="dxa"/>
+              <w:end w:w="120" w:type="dxa"/>
+            </w:tcMar>
+            <w:shd w:fill="F2F2F2" w:val="clear"/>
           </w:tcPr>
           <w:p>
+            <w:pPr>
+              <w:spacing w:before="0" w:after="40" w:line="240" w:lineRule="auto"/>
+              <w:jc w:val="left"/>
+            </w:pPr>
             <w:r>
               <w:rPr>
-                <w:rFonts w:ascii="Aptos" w:hAnsi="Aptos"/>
+                <w:rFonts w:ascii="Arial" w:hAnsi="Arial" w:eastAsia="Arial" w:cs="Arial"/>
                 <w:sz w:val="18"/>
+                <w:color w:val="111111"/>
+                <w:szCs w:val="18"/>
               </w:rPr>
               <w:t>Visuals need clarity or corrections</w:t>
             </w:r>
@@ -498,14 +857,27 @@
         </w:tc>
         <w:tc>
           <w:tcPr>
-            <w:tcW w:type="dxa" w:w="2074"/>
-            <w:vAlign w:val="top"/>
+            <w:tcW w:type="dxa" w:w="1872"/>
+            <w:vAlign w:val="center"/>
+            <w:tcMar>
+              <w:top w:w="80" w:type="dxa"/>
+              <w:start w:w="120" w:type="dxa"/>
+              <w:bottom w:w="80" w:type="dxa"/>
+              <w:end w:w="120" w:type="dxa"/>
+            </w:tcMar>
+            <w:shd w:fill="F2F2F2" w:val="clear"/>
           </w:tcPr>
           <w:p>
+            <w:pPr>
+              <w:spacing w:before="0" w:after="40" w:line="240" w:lineRule="auto"/>
+              <w:jc w:val="left"/>
+            </w:pPr>
             <w:r>
               <w:rPr>
-                <w:rFonts w:ascii="Aptos" w:hAnsi="Aptos"/>
+                <w:rFonts w:ascii="Arial" w:hAnsi="Arial" w:eastAsia="Arial" w:cs="Arial"/>
                 <w:sz w:val="18"/>
+                <w:color w:val="111111"/>
+                <w:szCs w:val="18"/>
               </w:rPr>
               <w:t>Visuals are missing or misleading</w:t>
             </w:r>
@@ -513,16 +885,30 @@
         </w:tc>
       </w:tr>
       <w:tr>
+        <w:trPr/>
         <w:tc>
           <w:tcPr>
-            <w:tcW w:type="dxa" w:w="2074"/>
-            <w:vAlign w:val="top"/>
+            <w:tcW w:type="dxa" w:w="1872"/>
+            <w:vAlign w:val="center"/>
+            <w:tcMar>
+              <w:top w:w="80" w:type="dxa"/>
+              <w:start w:w="120" w:type="dxa"/>
+              <w:bottom w:w="80" w:type="dxa"/>
+              <w:end w:w="120" w:type="dxa"/>
+            </w:tcMar>
+            <w:shd w:fill="FFFFFF" w:val="clear"/>
           </w:tcPr>
           <w:p>
+            <w:pPr>
+              <w:spacing w:before="0" w:after="40" w:line="240" w:lineRule="auto"/>
+              <w:jc w:val="left"/>
+            </w:pPr>
             <w:r>
               <w:rPr>
-                <w:rFonts w:ascii="Aptos" w:hAnsi="Aptos"/>
+                <w:rFonts w:ascii="Arial" w:hAnsi="Arial" w:eastAsia="Arial" w:cs="Arial"/>
                 <w:sz w:val="18"/>
+                <w:color w:val="111111"/>
+                <w:szCs w:val="18"/>
               </w:rPr>
               <w:t>Error and Limitations</w:t>
             </w:r>
@@ -530,14 +916,27 @@
         </w:tc>
         <w:tc>
           <w:tcPr>
-            <w:tcW w:type="dxa" w:w="2074"/>
-            <w:vAlign w:val="top"/>
+            <w:tcW w:type="dxa" w:w="1872"/>
+            <w:vAlign w:val="center"/>
+            <w:tcMar>
+              <w:top w:w="80" w:type="dxa"/>
+              <w:start w:w="120" w:type="dxa"/>
+              <w:bottom w:w="80" w:type="dxa"/>
+              <w:end w:w="120" w:type="dxa"/>
+            </w:tcMar>
+            <w:shd w:fill="FFFFFF" w:val="clear"/>
           </w:tcPr>
           <w:p>
+            <w:pPr>
+              <w:spacing w:before="0" w:after="40" w:line="240" w:lineRule="auto"/>
+              <w:jc w:val="left"/>
+            </w:pPr>
             <w:r>
               <w:rPr>
-                <w:rFonts w:ascii="Aptos" w:hAnsi="Aptos"/>
+                <w:rFonts w:ascii="Arial" w:hAnsi="Arial" w:eastAsia="Arial" w:cs="Arial"/>
                 <w:sz w:val="18"/>
+                <w:color w:val="111111"/>
+                <w:szCs w:val="18"/>
               </w:rPr>
               <w:t>Thoughtful discussion of uncertainty and limitations</w:t>
             </w:r>
@@ -545,14 +944,27 @@
         </w:tc>
         <w:tc>
           <w:tcPr>
-            <w:tcW w:type="dxa" w:w="2074"/>
-            <w:vAlign w:val="top"/>
+            <w:tcW w:type="dxa" w:w="1872"/>
+            <w:vAlign w:val="center"/>
+            <w:tcMar>
+              <w:top w:w="80" w:type="dxa"/>
+              <w:start w:w="120" w:type="dxa"/>
+              <w:bottom w:w="80" w:type="dxa"/>
+              <w:end w:w="120" w:type="dxa"/>
+            </w:tcMar>
+            <w:shd w:fill="FFFFFF" w:val="clear"/>
           </w:tcPr>
           <w:p>
+            <w:pPr>
+              <w:spacing w:before="0" w:after="40" w:line="240" w:lineRule="auto"/>
+              <w:jc w:val="left"/>
+            </w:pPr>
             <w:r>
               <w:rPr>
-                <w:rFonts w:ascii="Aptos" w:hAnsi="Aptos"/>
+                <w:rFonts w:ascii="Arial" w:hAnsi="Arial" w:eastAsia="Arial" w:cs="Arial"/>
                 <w:sz w:val="18"/>
+                <w:color w:val="111111"/>
+                <w:szCs w:val="18"/>
               </w:rPr>
               <w:t>Identifies relevant limitations</w:t>
             </w:r>
@@ -560,14 +972,27 @@
         </w:tc>
         <w:tc>
           <w:tcPr>
-            <w:tcW w:type="dxa" w:w="2074"/>
-            <w:vAlign w:val="top"/>
+            <w:tcW w:type="dxa" w:w="1872"/>
+            <w:vAlign w:val="center"/>
+            <w:tcMar>
+              <w:top w:w="80" w:type="dxa"/>
+              <w:start w:w="120" w:type="dxa"/>
+              <w:bottom w:w="80" w:type="dxa"/>
+              <w:end w:w="120" w:type="dxa"/>
+            </w:tcMar>
+            <w:shd w:fill="FFFFFF" w:val="clear"/>
           </w:tcPr>
           <w:p>
+            <w:pPr>
+              <w:spacing w:before="0" w:after="40" w:line="240" w:lineRule="auto"/>
+              <w:jc w:val="left"/>
+            </w:pPr>
             <w:r>
               <w:rPr>
-                <w:rFonts w:ascii="Aptos" w:hAnsi="Aptos"/>
+                <w:rFonts w:ascii="Arial" w:hAnsi="Arial" w:eastAsia="Arial" w:cs="Arial"/>
                 <w:sz w:val="18"/>
+                <w:color w:val="111111"/>
+                <w:szCs w:val="18"/>
               </w:rPr>
               <w:t>Limitations are vague or incomplete</w:t>
             </w:r>
@@ -575,14 +1000,27 @@
         </w:tc>
         <w:tc>
           <w:tcPr>
-            <w:tcW w:type="dxa" w:w="2074"/>
-            <w:vAlign w:val="top"/>
+            <w:tcW w:type="dxa" w:w="1872"/>
+            <w:vAlign w:val="center"/>
+            <w:tcMar>
+              <w:top w:w="80" w:type="dxa"/>
+              <w:start w:w="120" w:type="dxa"/>
+              <w:bottom w:w="80" w:type="dxa"/>
+              <w:end w:w="120" w:type="dxa"/>
+            </w:tcMar>
+            <w:shd w:fill="FFFFFF" w:val="clear"/>
           </w:tcPr>
           <w:p>
+            <w:pPr>
+              <w:spacing w:before="0" w:after="40" w:line="240" w:lineRule="auto"/>
+              <w:jc w:val="left"/>
+            </w:pPr>
             <w:r>
               <w:rPr>
-                <w:rFonts w:ascii="Aptos" w:hAnsi="Aptos"/>
+                <w:rFonts w:ascii="Arial" w:hAnsi="Arial" w:eastAsia="Arial" w:cs="Arial"/>
                 <w:sz w:val="18"/>
+                <w:color w:val="111111"/>
+                <w:szCs w:val="18"/>
               </w:rPr>
               <w:t>Limitations are ignored</w:t>
             </w:r>
@@ -590,16 +1028,30 @@
         </w:tc>
       </w:tr>
       <w:tr>
+        <w:trPr/>
         <w:tc>
           <w:tcPr>
-            <w:tcW w:type="dxa" w:w="2074"/>
-            <w:vAlign w:val="top"/>
+            <w:tcW w:type="dxa" w:w="1872"/>
+            <w:vAlign w:val="center"/>
+            <w:tcMar>
+              <w:top w:w="80" w:type="dxa"/>
+              <w:start w:w="120" w:type="dxa"/>
+              <w:bottom w:w="80" w:type="dxa"/>
+              <w:end w:w="120" w:type="dxa"/>
+            </w:tcMar>
+            <w:shd w:fill="F2F2F2" w:val="clear"/>
           </w:tcPr>
           <w:p>
+            <w:pPr>
+              <w:spacing w:before="0" w:after="40" w:line="240" w:lineRule="auto"/>
+              <w:jc w:val="left"/>
+            </w:pPr>
             <w:r>
               <w:rPr>
-                <w:rFonts w:ascii="Aptos" w:hAnsi="Aptos"/>
+                <w:rFonts w:ascii="Arial" w:hAnsi="Arial" w:eastAsia="Arial" w:cs="Arial"/>
                 <w:sz w:val="18"/>
+                <w:color w:val="111111"/>
+                <w:szCs w:val="18"/>
               </w:rPr>
               <w:t>Interpretation</w:t>
             </w:r>
@@ -607,14 +1059,27 @@
         </w:tc>
         <w:tc>
           <w:tcPr>
-            <w:tcW w:type="dxa" w:w="2074"/>
-            <w:vAlign w:val="top"/>
+            <w:tcW w:type="dxa" w:w="1872"/>
+            <w:vAlign w:val="center"/>
+            <w:tcMar>
+              <w:top w:w="80" w:type="dxa"/>
+              <w:start w:w="120" w:type="dxa"/>
+              <w:bottom w:w="80" w:type="dxa"/>
+              <w:end w:w="120" w:type="dxa"/>
+            </w:tcMar>
+            <w:shd w:fill="F2F2F2" w:val="clear"/>
           </w:tcPr>
           <w:p>
+            <w:pPr>
+              <w:spacing w:before="0" w:after="40" w:line="240" w:lineRule="auto"/>
+              <w:jc w:val="left"/>
+            </w:pPr>
             <w:r>
               <w:rPr>
-                <w:rFonts w:ascii="Aptos" w:hAnsi="Aptos"/>
+                <w:rFonts w:ascii="Arial" w:hAnsi="Arial" w:eastAsia="Arial" w:cs="Arial"/>
                 <w:sz w:val="18"/>
+                <w:color w:val="111111"/>
+                <w:szCs w:val="18"/>
               </w:rPr>
               <w:t>Claims are evidence-based and appropriately cautious</w:t>
             </w:r>
@@ -622,14 +1087,27 @@
         </w:tc>
         <w:tc>
           <w:tcPr>
-            <w:tcW w:type="dxa" w:w="2074"/>
-            <w:vAlign w:val="top"/>
+            <w:tcW w:type="dxa" w:w="1872"/>
+            <w:vAlign w:val="center"/>
+            <w:tcMar>
+              <w:top w:w="80" w:type="dxa"/>
+              <w:start w:w="120" w:type="dxa"/>
+              <w:bottom w:w="80" w:type="dxa"/>
+              <w:end w:w="120" w:type="dxa"/>
+            </w:tcMar>
+            <w:shd w:fill="F2F2F2" w:val="clear"/>
           </w:tcPr>
           <w:p>
+            <w:pPr>
+              <w:spacing w:before="0" w:after="40" w:line="240" w:lineRule="auto"/>
+              <w:jc w:val="left"/>
+            </w:pPr>
             <w:r>
               <w:rPr>
-                <w:rFonts w:ascii="Aptos" w:hAnsi="Aptos"/>
+                <w:rFonts w:ascii="Arial" w:hAnsi="Arial" w:eastAsia="Arial" w:cs="Arial"/>
                 <w:sz w:val="18"/>
+                <w:color w:val="111111"/>
+                <w:szCs w:val="18"/>
               </w:rPr>
               <w:t>Claims are supported by evidence</w:t>
             </w:r>
@@ -637,14 +1115,27 @@
         </w:tc>
         <w:tc>
           <w:tcPr>
-            <w:tcW w:type="dxa" w:w="2074"/>
-            <w:vAlign w:val="top"/>
+            <w:tcW w:type="dxa" w:w="1872"/>
+            <w:vAlign w:val="center"/>
+            <w:tcMar>
+              <w:top w:w="80" w:type="dxa"/>
+              <w:start w:w="120" w:type="dxa"/>
+              <w:bottom w:w="80" w:type="dxa"/>
+              <w:end w:w="120" w:type="dxa"/>
+            </w:tcMar>
+            <w:shd w:fill="F2F2F2" w:val="clear"/>
           </w:tcPr>
           <w:p>
+            <w:pPr>
+              <w:spacing w:before="0" w:after="40" w:line="240" w:lineRule="auto"/>
+              <w:jc w:val="left"/>
+            </w:pPr>
             <w:r>
               <w:rPr>
-                <w:rFonts w:ascii="Aptos" w:hAnsi="Aptos"/>
+                <w:rFonts w:ascii="Arial" w:hAnsi="Arial" w:eastAsia="Arial" w:cs="Arial"/>
                 <w:sz w:val="18"/>
+                <w:color w:val="111111"/>
+                <w:szCs w:val="18"/>
               </w:rPr>
               <w:t>Claims are partially supported or overstated</w:t>
             </w:r>
@@ -652,14 +1143,27 @@
         </w:tc>
         <w:tc>
           <w:tcPr>
-            <w:tcW w:type="dxa" w:w="2074"/>
-            <w:vAlign w:val="top"/>
+            <w:tcW w:type="dxa" w:w="1872"/>
+            <w:vAlign w:val="center"/>
+            <w:tcMar>
+              <w:top w:w="80" w:type="dxa"/>
+              <w:start w:w="120" w:type="dxa"/>
+              <w:bottom w:w="80" w:type="dxa"/>
+              <w:end w:w="120" w:type="dxa"/>
+            </w:tcMar>
+            <w:shd w:fill="F2F2F2" w:val="clear"/>
           </w:tcPr>
           <w:p>
+            <w:pPr>
+              <w:spacing w:before="0" w:after="40" w:line="240" w:lineRule="auto"/>
+              <w:jc w:val="left"/>
+            </w:pPr>
             <w:r>
               <w:rPr>
-                <w:rFonts w:ascii="Aptos" w:hAnsi="Aptos"/>
+                <w:rFonts w:ascii="Arial" w:hAnsi="Arial" w:eastAsia="Arial" w:cs="Arial"/>
                 <w:sz w:val="18"/>
+                <w:color w:val="111111"/>
+                <w:szCs w:val="18"/>
               </w:rPr>
               <w:t>Claims are unsupported or inaccurate</w:t>
             </w:r>
@@ -667,16 +1171,30 @@
         </w:tc>
       </w:tr>
       <w:tr>
+        <w:trPr/>
         <w:tc>
           <w:tcPr>
-            <w:tcW w:type="dxa" w:w="2074"/>
-            <w:vAlign w:val="top"/>
+            <w:tcW w:type="dxa" w:w="1872"/>
+            <w:vAlign w:val="center"/>
+            <w:tcMar>
+              <w:top w:w="80" w:type="dxa"/>
+              <w:start w:w="120" w:type="dxa"/>
+              <w:bottom w:w="80" w:type="dxa"/>
+              <w:end w:w="120" w:type="dxa"/>
+            </w:tcMar>
+            <w:shd w:fill="FFFFFF" w:val="clear"/>
           </w:tcPr>
           <w:p>
+            <w:pPr>
+              <w:spacing w:before="0" w:after="40" w:line="240" w:lineRule="auto"/>
+              <w:jc w:val="left"/>
+            </w:pPr>
             <w:r>
               <w:rPr>
-                <w:rFonts w:ascii="Aptos" w:hAnsi="Aptos"/>
+                <w:rFonts w:ascii="Arial" w:hAnsi="Arial" w:eastAsia="Arial" w:cs="Arial"/>
                 <w:sz w:val="18"/>
+                <w:color w:val="111111"/>
+                <w:szCs w:val="18"/>
               </w:rPr>
               <w:t>Readiness for Reporting</w:t>
             </w:r>
@@ -684,14 +1202,27 @@
         </w:tc>
         <w:tc>
           <w:tcPr>
-            <w:tcW w:type="dxa" w:w="2074"/>
-            <w:vAlign w:val="top"/>
+            <w:tcW w:type="dxa" w:w="1872"/>
+            <w:vAlign w:val="center"/>
+            <w:tcMar>
+              <w:top w:w="80" w:type="dxa"/>
+              <w:start w:w="120" w:type="dxa"/>
+              <w:bottom w:w="80" w:type="dxa"/>
+              <w:end w:w="120" w:type="dxa"/>
+            </w:tcMar>
+            <w:shd w:fill="FFFFFF" w:val="clear"/>
           </w:tcPr>
           <w:p>
+            <w:pPr>
+              <w:spacing w:before="0" w:after="40" w:line="240" w:lineRule="auto"/>
+              <w:jc w:val="left"/>
+            </w:pPr>
             <w:r>
               <w:rPr>
-                <w:rFonts w:ascii="Aptos" w:hAnsi="Aptos"/>
+                <w:rFonts w:ascii="Arial" w:hAnsi="Arial" w:eastAsia="Arial" w:cs="Arial"/>
                 <w:sz w:val="18"/>
+                <w:color w:val="111111"/>
+                <w:szCs w:val="18"/>
               </w:rPr>
               <w:t>Analysis materials are ready for Unit 5</w:t>
             </w:r>
@@ -699,14 +1230,27 @@
         </w:tc>
         <w:tc>
           <w:tcPr>
-            <w:tcW w:type="dxa" w:w="2074"/>
-            <w:vAlign w:val="top"/>
+            <w:tcW w:type="dxa" w:w="1872"/>
+            <w:vAlign w:val="center"/>
+            <w:tcMar>
+              <w:top w:w="80" w:type="dxa"/>
+              <w:start w:w="120" w:type="dxa"/>
+              <w:bottom w:w="80" w:type="dxa"/>
+              <w:end w:w="120" w:type="dxa"/>
+            </w:tcMar>
+            <w:shd w:fill="FFFFFF" w:val="clear"/>
           </w:tcPr>
           <w:p>
+            <w:pPr>
+              <w:spacing w:before="0" w:after="40" w:line="240" w:lineRule="auto"/>
+              <w:jc w:val="left"/>
+            </w:pPr>
             <w:r>
               <w:rPr>
-                <w:rFonts w:ascii="Aptos" w:hAnsi="Aptos"/>
+                <w:rFonts w:ascii="Arial" w:hAnsi="Arial" w:eastAsia="Arial" w:cs="Arial"/>
                 <w:sz w:val="18"/>
+                <w:color w:val="111111"/>
+                <w:szCs w:val="18"/>
               </w:rPr>
               <w:t>Mostly ready with minor revisions</w:t>
             </w:r>
@@ -714,14 +1258,27 @@
         </w:tc>
         <w:tc>
           <w:tcPr>
-            <w:tcW w:type="dxa" w:w="2074"/>
-            <w:vAlign w:val="top"/>
+            <w:tcW w:type="dxa" w:w="1872"/>
+            <w:vAlign w:val="center"/>
+            <w:tcMar>
+              <w:top w:w="80" w:type="dxa"/>
+              <w:start w:w="120" w:type="dxa"/>
+              <w:bottom w:w="80" w:type="dxa"/>
+              <w:end w:w="120" w:type="dxa"/>
+            </w:tcMar>
+            <w:shd w:fill="FFFFFF" w:val="clear"/>
           </w:tcPr>
           <w:p>
+            <w:pPr>
+              <w:spacing w:before="0" w:after="40" w:line="240" w:lineRule="auto"/>
+              <w:jc w:val="left"/>
+            </w:pPr>
             <w:r>
               <w:rPr>
-                <w:rFonts w:ascii="Aptos" w:hAnsi="Aptos"/>
+                <w:rFonts w:ascii="Arial" w:hAnsi="Arial" w:eastAsia="Arial" w:cs="Arial"/>
                 <w:sz w:val="18"/>
+                <w:color w:val="111111"/>
+                <w:szCs w:val="18"/>
               </w:rPr>
               <w:t>Needs additional work before reporting</w:t>
             </w:r>
@@ -729,14 +1286,27 @@
         </w:tc>
         <w:tc>
           <w:tcPr>
-            <w:tcW w:type="dxa" w:w="2074"/>
-            <w:vAlign w:val="top"/>
+            <w:tcW w:type="dxa" w:w="1872"/>
+            <w:vAlign w:val="center"/>
+            <w:tcMar>
+              <w:top w:w="80" w:type="dxa"/>
+              <w:start w:w="120" w:type="dxa"/>
+              <w:bottom w:w="80" w:type="dxa"/>
+              <w:end w:w="120" w:type="dxa"/>
+            </w:tcMar>
+            <w:shd w:fill="FFFFFF" w:val="clear"/>
           </w:tcPr>
           <w:p>
+            <w:pPr>
+              <w:spacing w:before="0" w:after="40" w:line="240" w:lineRule="auto"/>
+              <w:jc w:val="left"/>
+            </w:pPr>
             <w:r>
               <w:rPr>
-                <w:rFonts w:ascii="Aptos" w:hAnsi="Aptos"/>
+                <w:rFonts w:ascii="Arial" w:hAnsi="Arial" w:eastAsia="Arial" w:cs="Arial"/>
                 <w:sz w:val="18"/>
+                <w:color w:val="111111"/>
+                <w:szCs w:val="18"/>
               </w:rPr>
               <w:t>Not ready for reporting</w:t>
             </w:r>
@@ -744,12 +1314,337 @@
         </w:tc>
       </w:tr>
     </w:tbl>
-    <w:p/>
-    <w:p/>
+    <w:p>
+      <w:pPr>
+        <w:pStyle w:val="Heading1"/>
+      </w:pPr>
+      <w:r>
+        <w:rPr>
+          <w:rFonts w:ascii="Arial" w:hAnsi="Arial" w:eastAsia="Arial" w:cs="Arial"/>
+          <w:color w:val="E31B23"/>
+          <w:sz w:val="27"/>
+          <w:szCs w:val="27"/>
+          <w:b w:val="1"/>
+        </w:rPr>
+        <w:t>Scoring Record</w:t>
+      </w:r>
+    </w:p>
+    <w:p>
+      <w:pPr/>
+      <w:r>
+        <w:rPr>
+          <w:rFonts w:ascii="Arial" w:hAnsi="Arial" w:eastAsia="Arial" w:cs="Arial"/>
+          <w:color w:val="111111"/>
+          <w:sz w:val="18"/>
+          <w:szCs w:val="18"/>
+        </w:rPr>
+        <w:t>Score each criterion from 4 to 1 using the performance descriptions. Cite observable evidence in feedback and identify the highest-priority next step.</w:t>
+      </w:r>
+    </w:p>
+    <w:tbl>
+      <w:tblPr>
+        <w:tblW w:type="dxa" w:w="9360"/>
+        <w:tblLook w:firstColumn="1" w:firstRow="1" w:lastColumn="0" w:lastRow="0" w:noHBand="0" w:noVBand="1" w:val="04A0"/>
+        <w:tblInd w:w="120" w:type="dxa"/>
+        <w:tblLayout w:type="fixed"/>
+        <w:tblBorders>
+          <w:top w:val="single" w:sz="6" w:space="0" w:color="D9D9D9"/>
+          <w:left w:val="single" w:sz="6" w:space="0" w:color="D9D9D9"/>
+          <w:bottom w:val="single" w:sz="6" w:space="0" w:color="D9D9D9"/>
+          <w:right w:val="single" w:sz="6" w:space="0" w:color="D9D9D9"/>
+          <w:insideH w:val="single" w:sz="6" w:space="0" w:color="D9D9D9"/>
+          <w:insideV w:val="single" w:sz="6" w:space="0" w:color="D9D9D9"/>
+        </w:tblBorders>
+      </w:tblPr>
+      <w:tblGrid>
+        <w:gridCol w:w="2340"/>
+        <w:gridCol w:w="2340"/>
+        <w:gridCol w:w="2340"/>
+        <w:gridCol w:w="2340"/>
+      </w:tblGrid>
+      <w:tr>
+        <w:trPr>
+          <w:tblHeader w:val="true"/>
+        </w:trPr>
+        <w:tc>
+          <w:tcPr>
+            <w:tcW w:type="dxa" w:w="2340"/>
+            <w:tcMar>
+              <w:top w:w="80" w:type="dxa"/>
+              <w:start w:w="120" w:type="dxa"/>
+              <w:bottom w:w="80" w:type="dxa"/>
+              <w:end w:w="120" w:type="dxa"/>
+            </w:tcMar>
+            <w:vAlign w:val="center"/>
+            <w:shd w:fill="E31B23" w:val="clear"/>
+          </w:tcPr>
+          <w:p>
+            <w:pPr>
+              <w:spacing w:before="0" w:after="40" w:line="240" w:lineRule="auto"/>
+              <w:jc w:val="center"/>
+            </w:pPr>
+            <w:r>
+              <w:rPr>
+                <w:rFonts w:ascii="Arial" w:hAnsi="Arial" w:eastAsia="Arial" w:cs="Arial"/>
+                <w:color w:val="FFFFFF"/>
+                <w:sz w:val="16"/>
+                <w:szCs w:val="16"/>
+                <w:b w:val="1"/>
+              </w:rPr>
+              <w:t>Student</w:t>
+            </w:r>
+          </w:p>
+        </w:tc>
+        <w:tc>
+          <w:tcPr>
+            <w:tcW w:type="dxa" w:w="2340"/>
+            <w:tcMar>
+              <w:top w:w="80" w:type="dxa"/>
+              <w:start w:w="120" w:type="dxa"/>
+              <w:bottom w:w="80" w:type="dxa"/>
+              <w:end w:w="120" w:type="dxa"/>
+            </w:tcMar>
+            <w:vAlign w:val="center"/>
+            <w:shd w:fill="E31B23" w:val="clear"/>
+          </w:tcPr>
+          <w:p>
+            <w:pPr>
+              <w:spacing w:before="0" w:after="40" w:line="240" w:lineRule="auto"/>
+              <w:jc w:val="center"/>
+            </w:pPr>
+            <w:r>
+              <w:rPr>
+                <w:rFonts w:ascii="Arial" w:hAnsi="Arial" w:eastAsia="Arial" w:cs="Arial"/>
+                <w:color w:val="FFFFFF"/>
+                <w:sz w:val="16"/>
+                <w:szCs w:val="16"/>
+                <w:b w:val="1"/>
+              </w:rPr>
+              <w:t>Project</w:t>
+            </w:r>
+          </w:p>
+        </w:tc>
+        <w:tc>
+          <w:tcPr>
+            <w:tcW w:type="dxa" w:w="2340"/>
+            <w:tcMar>
+              <w:top w:w="80" w:type="dxa"/>
+              <w:start w:w="120" w:type="dxa"/>
+              <w:bottom w:w="80" w:type="dxa"/>
+              <w:end w:w="120" w:type="dxa"/>
+            </w:tcMar>
+            <w:vAlign w:val="center"/>
+            <w:shd w:fill="E31B23" w:val="clear"/>
+          </w:tcPr>
+          <w:p>
+            <w:pPr>
+              <w:spacing w:before="0" w:after="40" w:line="240" w:lineRule="auto"/>
+              <w:jc w:val="center"/>
+            </w:pPr>
+            <w:r>
+              <w:rPr>
+                <w:rFonts w:ascii="Arial" w:hAnsi="Arial" w:eastAsia="Arial" w:cs="Arial"/>
+                <w:color w:val="FFFFFF"/>
+                <w:sz w:val="16"/>
+                <w:szCs w:val="16"/>
+                <w:b w:val="1"/>
+              </w:rPr>
+              <w:t>Date</w:t>
+            </w:r>
+          </w:p>
+        </w:tc>
+        <w:tc>
+          <w:tcPr>
+            <w:tcW w:type="dxa" w:w="2340"/>
+            <w:tcMar>
+              <w:top w:w="80" w:type="dxa"/>
+              <w:start w:w="120" w:type="dxa"/>
+              <w:bottom w:w="80" w:type="dxa"/>
+              <w:end w:w="120" w:type="dxa"/>
+            </w:tcMar>
+            <w:vAlign w:val="center"/>
+            <w:shd w:fill="E31B23" w:val="clear"/>
+          </w:tcPr>
+          <w:p>
+            <w:pPr>
+              <w:spacing w:before="0" w:after="40" w:line="240" w:lineRule="auto"/>
+              <w:jc w:val="center"/>
+            </w:pPr>
+            <w:r>
+              <w:rPr>
+                <w:rFonts w:ascii="Arial" w:hAnsi="Arial" w:eastAsia="Arial" w:cs="Arial"/>
+                <w:color w:val="FFFFFF"/>
+                <w:sz w:val="16"/>
+                <w:szCs w:val="16"/>
+                <w:b w:val="1"/>
+              </w:rPr>
+              <w:t>Teacher</w:t>
+            </w:r>
+          </w:p>
+        </w:tc>
+      </w:tr>
+      <w:tr>
+        <w:trPr/>
+        <w:tc>
+          <w:tcPr>
+            <w:tcW w:type="dxa" w:w="2340"/>
+            <w:tcMar>
+              <w:top w:w="80" w:type="dxa"/>
+              <w:start w:w="120" w:type="dxa"/>
+              <w:bottom w:w="80" w:type="dxa"/>
+              <w:end w:w="120" w:type="dxa"/>
+            </w:tcMar>
+            <w:vAlign w:val="center"/>
+            <w:shd w:fill="FFFFFF" w:val="clear"/>
+          </w:tcPr>
+          <w:p>
+            <w:pPr>
+              <w:spacing w:before="0" w:after="40" w:line="240" w:lineRule="auto"/>
+              <w:jc w:val="left"/>
+            </w:pPr>
+            <w:r>
+              <w:rPr>
+                <w:rFonts w:ascii="Arial" w:hAnsi="Arial" w:eastAsia="Arial" w:cs="Arial"/>
+                <w:color w:val="111111"/>
+                <w:sz w:val="18"/>
+                <w:szCs w:val="18"/>
+              </w:rPr>
+            </w:r>
+          </w:p>
+        </w:tc>
+        <w:tc>
+          <w:tcPr>
+            <w:tcW w:type="dxa" w:w="2340"/>
+            <w:tcMar>
+              <w:top w:w="80" w:type="dxa"/>
+              <w:start w:w="120" w:type="dxa"/>
+              <w:bottom w:w="80" w:type="dxa"/>
+              <w:end w:w="120" w:type="dxa"/>
+            </w:tcMar>
+            <w:vAlign w:val="center"/>
+            <w:shd w:fill="FFFFFF" w:val="clear"/>
+          </w:tcPr>
+          <w:p>
+            <w:pPr>
+              <w:spacing w:before="0" w:after="40" w:line="240" w:lineRule="auto"/>
+              <w:jc w:val="left"/>
+            </w:pPr>
+            <w:r>
+              <w:rPr>
+                <w:rFonts w:ascii="Arial" w:hAnsi="Arial" w:eastAsia="Arial" w:cs="Arial"/>
+                <w:color w:val="111111"/>
+                <w:sz w:val="18"/>
+                <w:szCs w:val="18"/>
+              </w:rPr>
+            </w:r>
+          </w:p>
+        </w:tc>
+        <w:tc>
+          <w:tcPr>
+            <w:tcW w:type="dxa" w:w="2340"/>
+            <w:tcMar>
+              <w:top w:w="80" w:type="dxa"/>
+              <w:start w:w="120" w:type="dxa"/>
+              <w:bottom w:w="80" w:type="dxa"/>
+              <w:end w:w="120" w:type="dxa"/>
+            </w:tcMar>
+            <w:vAlign w:val="center"/>
+            <w:shd w:fill="FFFFFF" w:val="clear"/>
+          </w:tcPr>
+          <w:p>
+            <w:pPr>
+              <w:spacing w:before="0" w:after="40" w:line="240" w:lineRule="auto"/>
+              <w:jc w:val="left"/>
+            </w:pPr>
+            <w:r>
+              <w:rPr>
+                <w:rFonts w:ascii="Arial" w:hAnsi="Arial" w:eastAsia="Arial" w:cs="Arial"/>
+                <w:color w:val="111111"/>
+                <w:sz w:val="18"/>
+                <w:szCs w:val="18"/>
+              </w:rPr>
+            </w:r>
+          </w:p>
+        </w:tc>
+        <w:tc>
+          <w:tcPr>
+            <w:tcW w:type="dxa" w:w="2340"/>
+            <w:tcMar>
+              <w:top w:w="80" w:type="dxa"/>
+              <w:start w:w="120" w:type="dxa"/>
+              <w:bottom w:w="80" w:type="dxa"/>
+              <w:end w:w="120" w:type="dxa"/>
+            </w:tcMar>
+            <w:vAlign w:val="center"/>
+            <w:shd w:fill="FFFFFF" w:val="clear"/>
+          </w:tcPr>
+          <w:p>
+            <w:pPr>
+              <w:spacing w:before="0" w:after="40" w:line="240" w:lineRule="auto"/>
+              <w:jc w:val="left"/>
+            </w:pPr>
+            <w:r>
+              <w:rPr>
+                <w:rFonts w:ascii="Arial" w:hAnsi="Arial" w:eastAsia="Arial" w:cs="Arial"/>
+                <w:color w:val="111111"/>
+                <w:sz w:val="18"/>
+                <w:szCs w:val="18"/>
+              </w:rPr>
+            </w:r>
+          </w:p>
+        </w:tc>
+      </w:tr>
+    </w:tbl>
+    <w:p>
+      <w:pPr/>
+      <w:r>
+        <w:rPr>
+          <w:rFonts w:ascii="Arial" w:hAnsi="Arial" w:eastAsia="Arial" w:cs="Arial"/>
+          <w:color w:val="111111"/>
+          <w:sz w:val="18"/>
+          <w:szCs w:val="18"/>
+        </w:rPr>
+        <w:t>Score: ______ / 28</w:t>
+      </w:r>
+    </w:p>
+    <w:p>
+      <w:pPr/>
+      <w:r>
+        <w:rPr>
+          <w:rFonts w:ascii="Arial" w:hAnsi="Arial" w:eastAsia="Arial" w:cs="Arial"/>
+          <w:color w:val="111111"/>
+          <w:sz w:val="18"/>
+          <w:szCs w:val="18"/>
+        </w:rPr>
+        <w:t>Gradebook placement: Data Analysis and Interpretation. The official course-category weight remains 20%; local assignment points or conversions may vary.</w:t>
+      </w:r>
+    </w:p>
+    <w:p>
+      <w:pPr/>
+      <w:r>
+        <w:rPr>
+          <w:rFonts w:ascii="Arial" w:hAnsi="Arial" w:eastAsia="Arial" w:cs="Arial"/>
+          <w:color w:val="111111"/>
+          <w:sz w:val="18"/>
+          <w:szCs w:val="18"/>
+        </w:rPr>
+        <w:t>Evidence-based feedback and required next step</w:t>
+      </w:r>
+    </w:p>
+    <w:p>
+      <w:pPr>
+        <w:pStyle w:val="STARLABResponseLine"/>
+        <w:spacing w:line="300" w:lineRule="exact" w:after="60"/>
+        <w:pBdr>
+          <w:bottom w:val="single" w:sz="6" w:space="1" w:color="D9D9D9"/>
+        </w:pBdr>
+      </w:pPr>
+    </w:p>
     <w:sectPr>
       <w:footerReference w:type="default" r:id="rId9"/>
+      <w:headerReference w:type="default" r:id="rId10"/>
       <w:pgSz w:w="12240" w:h="15840"/>
-      <w:pgMar w:top="936" w:right="936" w:bottom="936" w:left="936" w:header="720" w:footer="720" w:gutter="0"/>
+      <w:pgMar w:top="936" w:right="1440" w:bottom="936" w:left="1440" w:header="504" w:footer="504" w:gutter="0"/>
       <w:cols w:space="720"/>
       <w:docGrid w:linePitch="360"/>
     </w:sectPr>
@@ -762,17 +1657,43 @@
   <w:p>
     <w:pPr>
       <w:pStyle w:val="Footer"/>
+      <w:spacing w:before="40" w:after="0"/>
       <w:jc w:val="center"/>
     </w:pPr>
     <w:r>
       <w:rPr>
-        <w:color w:val="505050"/>
+        <w:rFonts w:ascii="Arial" w:hAnsi="Arial" w:eastAsia="Arial" w:cs="Arial"/>
+        <w:color w:val="555555"/>
         <w:sz w:val="16"/>
-      </w:rPr>
-      <w:t>STARLAB Unit 4  •  Data Analysis and Interpretation</w:t>
+        <w:szCs w:val="16"/>
+        <w:b w:val="0"/>
+      </w:rPr>
+      <w:t xml:space="preserve">STARLAB | UNIT 4 | APPENDIX N | PAGE </w:t>
+    </w:r>
+    <w:r>
+      <w:rPr>
+        <w:rFonts w:ascii="Arial" w:hAnsi="Arial" w:eastAsia="Arial" w:cs="Arial"/>
+        <w:color w:val="555555"/>
+        <w:sz w:val="16"/>
+        <w:szCs w:val="16"/>
+        <w:b w:val="0"/>
+      </w:rPr>
+      <w:fldChar w:fldCharType="begin"/>
+      <w:instrText xml:space="preserve"> PAGE </w:instrText>
+      <w:fldChar w:fldCharType="end"/>
     </w:r>
   </w:p>
 </w:ftr>
+</file>
+
+<file path=word/header1.xml><?xml version="1.0" encoding="utf-8"?>
+<w:hdr xmlns:m="http://schemas.openxmlformats.org/officeDocument/2006/math" xmlns:mc="http://schemas.openxmlformats.org/markup-compatibility/2006" xmlns:mo="http://schemas.microsoft.com/office/mac/office/2008/main" xmlns:mv="urn:schemas-microsoft-com:mac:vml" xmlns:o="urn:schemas-microsoft-com:office:office" xmlns:r="http://schemas.openxmlformats.org/officeDocument/2006/relationships" xmlns:v="urn:schemas-microsoft-com:vml" xmlns:w10="urn:schemas-microsoft-com:office:word" xmlns:w14="http://schemas.microsoft.com/office/word/2010/wordml" xmlns:w="http://schemas.openxmlformats.org/wordprocessingml/2006/main" xmlns:wne="http://schemas.microsoft.com/office/word/2006/wordml" xmlns:wp14="http://schemas.microsoft.com/office/word/2010/wordprocessingDrawing" xmlns:wp="http://schemas.openxmlformats.org/drawingml/2006/wordprocessingDrawing" xmlns:wpc="http://schemas.microsoft.com/office/word/2010/wordprocessingCanvas" xmlns:wpg="http://schemas.microsoft.com/office/word/2010/wordprocessingGroup" xmlns:wpi="http://schemas.microsoft.com/office/word/2010/wordprocessingInk" xmlns:wps="http://schemas.microsoft.com/office/word/2010/wordprocessingShape" mc:Ignorable="w14 wp14">
+  <w:p>
+    <w:pPr>
+      <w:pStyle w:val="Header"/>
+    </w:pPr>
+  </w:p>
+</w:hdr>
 </file>
 
 <file path=word/numbering.xml><?xml version="1.0" encoding="utf-8"?>
@@ -1138,9 +2059,15 @@
     <w:name w:val="Normal"/>
     <w:qFormat/>
     <w:rsid w:val="00FC693F"/>
+    <w:pPr>
+      <w:keepLines w:val="0"/>
+      <w:spacing w:before="0" w:after="40" w:line="240" w:lineRule="auto"/>
+    </w:pPr>
     <w:rPr>
-      <w:rFonts w:ascii="Aptos" w:hAnsi="Aptos"/>
-      <w:sz w:val="21"/>
+      <w:rFonts w:ascii="Arial" w:hAnsi="Arial" w:eastAsia="Arial"/>
+      <w:b w:val="0"/>
+      <w:color w:val="111111"/>
+      <w:sz w:val="18"/>
     </w:rPr>
   </w:style>
   <w:style w:type="paragraph" w:styleId="Header">
@@ -1198,15 +2125,15 @@
     <w:pPr>
       <w:keepNext/>
       <w:keepLines/>
-      <w:spacing w:before="480" w:after="0"/>
+      <w:spacing w:before="180" w:after="60" w:line="240" w:lineRule="auto"/>
       <w:outlineLvl w:val="0"/>
     </w:pPr>
     <w:rPr>
-      <w:rFonts w:asciiTheme="majorHAnsi" w:eastAsiaTheme="majorEastAsia" w:hAnsiTheme="majorHAnsi" w:cstheme="majorBidi" w:ascii="Aptos Display" w:hAnsi="Aptos Display"/>
+      <w:rFonts w:asciiTheme="majorHAnsi" w:eastAsiaTheme="majorEastAsia" w:hAnsiTheme="majorHAnsi" w:cstheme="majorBidi" w:ascii="Arial" w:hAnsi="Arial" w:eastAsia="Arial"/>
       <w:b/>
       <w:bCs/>
-      <w:color w:val="ED1C24"/>
-      <w:sz w:val="28"/>
+      <w:color w:val="E31B23"/>
+      <w:sz w:val="27"/>
       <w:szCs w:val="28"/>
     </w:rPr>
   </w:style>
@@ -1222,15 +2149,15 @@
     <w:pPr>
       <w:keepNext/>
       <w:keepLines/>
-      <w:spacing w:before="200" w:after="0"/>
+      <w:spacing w:before="120" w:after="40" w:line="240" w:lineRule="auto"/>
       <w:outlineLvl w:val="1"/>
     </w:pPr>
     <w:rPr>
-      <w:rFonts w:asciiTheme="majorHAnsi" w:eastAsiaTheme="majorEastAsia" w:hAnsiTheme="majorHAnsi" w:cstheme="majorBidi" w:ascii="Aptos Display" w:hAnsi="Aptos Display"/>
+      <w:rFonts w:asciiTheme="majorHAnsi" w:eastAsiaTheme="majorEastAsia" w:hAnsiTheme="majorHAnsi" w:cstheme="majorBidi" w:ascii="Arial" w:hAnsi="Arial" w:eastAsia="Arial"/>
       <w:b/>
       <w:bCs/>
-      <w:color w:val="000000"/>
-      <w:sz w:val="26"/>
+      <w:color w:val="111111"/>
+      <w:sz w:val="22"/>
       <w:szCs w:val="26"/>
     </w:rPr>
   </w:style>
@@ -1246,14 +2173,15 @@
     <w:pPr>
       <w:keepNext/>
       <w:keepLines/>
-      <w:spacing w:before="200" w:after="0"/>
+      <w:spacing w:before="100" w:after="40" w:line="240" w:lineRule="auto"/>
       <w:outlineLvl w:val="2"/>
     </w:pPr>
     <w:rPr>
-      <w:rFonts w:asciiTheme="majorHAnsi" w:eastAsiaTheme="majorEastAsia" w:hAnsiTheme="majorHAnsi" w:cstheme="majorBidi" w:ascii="Aptos Display" w:hAnsi="Aptos Display"/>
+      <w:rFonts w:asciiTheme="majorHAnsi" w:eastAsiaTheme="majorEastAsia" w:hAnsiTheme="majorHAnsi" w:cstheme="majorBidi" w:ascii="Arial" w:hAnsi="Arial" w:eastAsia="Arial"/>
       <w:b/>
       <w:bCs/>
-      <w:color w:val="505050"/>
+      <w:color w:val="555555"/>
+      <w:sz w:val="20"/>
     </w:rPr>
   </w:style>
   <w:style w:type="paragraph" w:styleId="Heading4">
@@ -1669,8 +2597,16 @@
       <w:numPr>
         <w:numId w:val="1"/>
       </w:numPr>
+      <w:spacing w:before="0" w:after="40" w:line="240" w:lineRule="auto"/>
+      <w:ind w:left="547" w:hanging="274"/>
       <w:contextualSpacing/>
     </w:pPr>
+    <w:rPr>
+      <w:rFonts w:ascii="Arial" w:hAnsi="Arial" w:eastAsia="Arial"/>
+      <w:b w:val="0"/>
+      <w:color w:val="111111"/>
+      <w:sz w:val="18"/>
+    </w:rPr>
   </w:style>
   <w:style w:type="paragraph" w:styleId="ListBullet2">
     <w:name w:val="List Bullet 2"/>
@@ -1708,8 +2644,16 @@
       <w:numPr>
         <w:numId w:val="5"/>
       </w:numPr>
+      <w:spacing w:before="0" w:after="40" w:line="240" w:lineRule="auto"/>
+      <w:ind w:left="547" w:hanging="274"/>
       <w:contextualSpacing/>
     </w:pPr>
+    <w:rPr>
+      <w:rFonts w:ascii="Arial" w:hAnsi="Arial" w:eastAsia="Arial"/>
+      <w:b w:val="0"/>
+      <w:color w:val="111111"/>
+      <w:sz w:val="18"/>
+    </w:rPr>
   </w:style>
   <w:style w:type="paragraph" w:styleId="ListNumber2">
     <w:name w:val="List Number 2"/>
@@ -12824,6 +13768,91 @@
         <w:shd w:val="clear" w:color="auto" w:fill="FBCAA2" w:themeFill="accent6" w:themeFillTint="7F"/>
       </w:tcPr>
     </w:tblStylePr>
+  </w:style>
+  <w:style w:type="paragraph" w:customStyle="1" w:styleId="STARLABKicker">
+    <w:name w:val="STARLAB Kicker"/>
+    <w:pPr>
+      <w:spacing w:before="0" w:after="60" w:line="240" w:lineRule="auto"/>
+    </w:pPr>
+    <w:rPr>
+      <w:rFonts w:ascii="Arial" w:hAnsi="Arial" w:eastAsia="Arial"/>
+      <w:b/>
+      <w:caps/>
+      <w:color w:val="E31B23"/>
+      <w:sz w:val="18"/>
+    </w:rPr>
+  </w:style>
+  <w:style w:type="paragraph" w:customStyle="1" w:styleId="STARLABResourceTitle">
+    <w:name w:val="STARLAB Resource Title"/>
+    <w:pPr>
+      <w:spacing w:before="0" w:after="60" w:line="240" w:lineRule="auto"/>
+    </w:pPr>
+    <w:rPr>
+      <w:rFonts w:ascii="Arial" w:hAnsi="Arial" w:eastAsia="Arial"/>
+      <w:b/>
+      <w:color w:val="111111"/>
+      <w:sz w:val="38"/>
+    </w:rPr>
+  </w:style>
+  <w:style w:type="paragraph" w:customStyle="1" w:styleId="STARLABResourceMeta">
+    <w:name w:val="STARLAB Resource Meta"/>
+    <w:pPr>
+      <w:spacing w:before="0" w:after="80" w:line="240" w:lineRule="auto"/>
+    </w:pPr>
+    <w:rPr>
+      <w:rFonts w:ascii="Arial" w:hAnsi="Arial" w:eastAsia="Arial"/>
+      <w:b/>
+      <w:color w:val="555555"/>
+      <w:sz w:val="17"/>
+    </w:rPr>
+  </w:style>
+  <w:style w:type="paragraph" w:customStyle="1" w:styleId="STARLABDivider">
+    <w:name w:val="STARLAB Divider"/>
+    <w:pPr>
+      <w:spacing w:before="0" w:after="160" w:line="240" w:lineRule="auto"/>
+    </w:pPr>
+    <w:rPr>
+      <w:rFonts w:ascii="Arial" w:hAnsi="Arial" w:eastAsia="Arial"/>
+      <w:b w:val="0"/>
+      <w:color w:val="E31B23"/>
+      <w:sz w:val="4"/>
+    </w:rPr>
+  </w:style>
+  <w:style w:type="paragraph" w:customStyle="1" w:styleId="STARLABPrompt">
+    <w:name w:val="STARLAB Prompt"/>
+    <w:pPr>
+      <w:spacing w:before="60" w:after="40" w:line="247" w:lineRule="auto"/>
+    </w:pPr>
+    <w:rPr>
+      <w:rFonts w:ascii="Arial" w:hAnsi="Arial" w:eastAsia="Arial"/>
+      <w:b/>
+      <w:color w:val="111111"/>
+      <w:sz w:val="20"/>
+    </w:rPr>
+  </w:style>
+  <w:style w:type="paragraph" w:customStyle="1" w:styleId="STARLABUseNote">
+    <w:name w:val="STARLAB Use Note"/>
+    <w:pPr>
+      <w:spacing w:before="0" w:after="80" w:line="247" w:lineRule="auto"/>
+    </w:pPr>
+    <w:rPr>
+      <w:rFonts w:ascii="Arial" w:hAnsi="Arial" w:eastAsia="Arial"/>
+      <w:b w:val="0"/>
+      <w:color w:val="555555"/>
+      <w:sz w:val="17"/>
+    </w:rPr>
+  </w:style>
+  <w:style w:type="paragraph" w:customStyle="1" w:styleId="STARLABResponseLine">
+    <w:name w:val="STARLAB Response Line"/>
+    <w:pPr>
+      <w:spacing w:before="0" w:after="60" w:line="240" w:lineRule="auto"/>
+    </w:pPr>
+    <w:rPr>
+      <w:rFonts w:ascii="Arial" w:hAnsi="Arial" w:eastAsia="Arial"/>
+      <w:b w:val="0"/>
+      <w:color w:val="111111"/>
+      <w:sz w:val="20"/>
+    </w:rPr>
   </w:style>
 </w:styles>
 </file>
